--- a/Bao_cao_Lab04_202419016.docx
+++ b/Bao_cao_Lab04_202419016.docx
@@ -285,41 +285,8 @@
       </w:r>
     </w:p>
     <w:p>
-      <w:pPr>
-        <w:rPr>
-          <w:rFonts w:hint="eastAsia"/>
-        </w:rPr>
-      </w:pPr>
       <w:r>
-        <w:t>[DÁN LINK GITHUB TẠI ĐÂY]</w:t>
-      </w:r>
-    </w:p>
-    <w:p>
-      <w:pPr>
-        <w:rPr>
-          <w:rFonts w:hint="eastAsia"/>
-        </w:rPr>
-      </w:pPr>
-      <w:r>
-        <w:t>Đường dẫn cần trỏ tới repository chứa payroll.hpp, payroll.cpp, main.cpp, tests.cpp và hướng dẫn chạy. Bộ tài liệu hiện tại chưa được tải lên GitHub.</w:t>
-      </w:r>
-    </w:p>
-    <w:p>
-      <w:pPr>
-        <w:pStyle w:val="Heading2"/>
-      </w:pPr>
-      <w:r>
-        <w:t>Thông tin sử dụng</w:t>
-      </w:r>
-    </w:p>
-    <w:p>
-      <w:pPr>
-        <w:rPr>
-          <w:rFonts w:hint="eastAsia"/>
-        </w:rPr>
-      </w:pPr>
-      <w:r>
-        <w:t>Đây là bộ tài liệu tham khảo được tạo với sự hỗ trợ của AI. Quy định bài tập được cung cấp chỉ cho phép dùng AI để học và lên ý tưởng; bộ tài liệu này không phải bằng chứng về một bài làm độc lập đáp ứng quy định đó.</w:t>
+        <w:t>https://github.com/vietnub123/Bai04_OOP.git</w:t>
       </w:r>
     </w:p>
     <w:p>
